--- a/assets/SIKLUS 1 PPLM/RPL Penyesuaian diri (Pribadi) SIKLUS 1/RPL Strategi Adaptasi dan Penyesuaian Diri di Lingkungan SMA.docx
+++ b/assets/SIKLUS 1 PPLM/RPL Penyesuaian diri (Pribadi) SIKLUS 1/RPL Strategi Adaptasi dan Penyesuaian Diri di Lingkungan SMA.docx
@@ -70,7 +70,14 @@
           <w:sz w:val="24"/>
           <w:szCs w:val="24"/>
         </w:rPr>
-        <w:t>GENAP</w:t>
+        <w:t>G</w:t>
+      </w:r>
+      <w:r>
+        <w:rPr>
+          <w:sz w:val="24"/>
+          <w:szCs w:val="24"/>
+        </w:rPr>
+        <w:t>ANJIL</w:t>
       </w:r>
       <w:r>
         <w:rPr>
